--- a/CÔNG TY TNHH VENUS MANUFACTURING/ThayDoiThanhVien/VenusManufacturing_DSThanhVien_MauSo6.docx
+++ b/CÔNG TY TNHH VENUS MANUFACTURING/ThayDoiThanhVien/VenusManufacturing_DSThanhVien_MauSo6.docx
@@ -1265,7 +1265,7 @@
               <w:rPr>
                 <w:rFonts w:ascii="Times New Roman" w:eastAsia="Calibri" w:hAnsi="Times New Roman" w:cs="Times New Roman"/>
               </w:rPr>
-              <w:t>PHẠM MINH KHANG</w:t>
+              <w:t>PHẠM CÔNG SANG</w:t>
             </w:r>
           </w:p>
         </w:tc>
@@ -1289,9 +1289,10 @@
             </w:pPr>
             <w:r>
               <w:rPr>
-                <w:rFonts w:ascii="Times New Roman" w:hAnsi="Times New Roman" w:cs="Times New Roman"/>
-              </w:rPr>
-              <w:t>02/09/1984</w:t>
+                <w:sz w:val="24"/>
+                <w:szCs w:val="24"/>
+              </w:rPr>
+              <w:t>20/10/1994</w:t>
             </w:r>
           </w:p>
         </w:tc>
@@ -1345,231 +1346,334 @@
               <w:rPr>
                 <w:rFonts w:ascii="Times New Roman" w:eastAsia="Calibri" w:hAnsi="Times New Roman" w:cs="Times New Roman"/>
               </w:rPr>
-              <w:t xml:space="preserve">căn cước công dân: </w:t>
-            </w:r>
-            <w:r>
-              <w:rPr>
-                <w:rFonts w:ascii="Times New Roman" w:eastAsia="Calibri" w:hAnsi="Times New Roman" w:cs="Times New Roman"/>
-              </w:rPr>
-              <w:t>042084000413</w:t>
-            </w:r>
-            <w:r>
-              <w:rPr>
-                <w:rFonts w:ascii="Times New Roman" w:eastAsia="Calibri" w:hAnsi="Times New Roman" w:cs="Times New Roman"/>
+              <w:t>Căn cước công dân: 080094013275</w:t>
+            </w:r>
+          </w:p>
+          <w:p>
+            <w:pPr>
+              <w:snapToGrid w:val="0"/>
+              <w:spacing w:after="0" w:line="240" w:lineRule="auto"/>
+              <w:jc w:val="center"/>
+              <w:rPr>
+                <w:rFonts w:ascii="Times New Roman" w:eastAsia="Calibri" w:hAnsi="Times New Roman" w:cs="Times New Roman"/>
+              </w:rPr>
+            </w:pPr>
+            <w:r>
+              <w:rPr>
+                <w:rFonts w:ascii="Times New Roman" w:eastAsia="Calibri" w:hAnsi="Times New Roman" w:cs="Times New Roman"/>
+              </w:rPr>
+              <w:t>Ngày cấp: 20/08/2021</w:t>
+            </w:r>
+          </w:p>
+          <w:p>
+            <w:pPr>
+              <w:snapToGrid w:val="0"/>
+              <w:spacing w:after="0" w:line="240" w:lineRule="auto"/>
+              <w:jc w:val="center"/>
+              <w:rPr>
+                <w:rFonts w:ascii="Times New Roman" w:eastAsia="Calibri" w:hAnsi="Times New Roman" w:cs="Times New Roman"/>
+              </w:rPr>
+            </w:pPr>
+            <w:r>
+              <w:rPr>
+                <w:rFonts w:ascii="Times New Roman" w:eastAsia="Calibri" w:hAnsi="Times New Roman" w:cs="Times New Roman"/>
+              </w:rPr>
+              <w:t>Nơi cấp: Cục Cảnh sát quản lý hành chính về trật tự xã hội</w:t>
+            </w:r>
+          </w:p>
+          <w:p>
+            <w:pPr>
+              <w:snapToGrid w:val="0"/>
+              <w:spacing w:after="0" w:line="240" w:lineRule="auto"/>
+              <w:jc w:val="center"/>
+              <w:rPr>
+                <w:rFonts w:ascii="Times New Roman" w:eastAsia="Calibri" w:hAnsi="Times New Roman" w:cs="Times New Roman"/>
+              </w:rPr>
+            </w:pPr>
+          </w:p>
+        </w:tc>
+        <w:tc>
+          <w:tcPr>
+            <w:tcW w:w="850" w:type="dxa"/>
+            <w:tcBorders>
+              <w:top w:val="single" w:sz="4" w:space="0" w:color="000000"/>
+              <w:left w:val="single" w:sz="4" w:space="0" w:color="000000"/>
+              <w:bottom w:val="single" w:sz="4" w:space="0" w:color="000000"/>
+            </w:tcBorders>
+            <w:shd w:val="clear" w:color="auto" w:fill="auto"/>
+          </w:tcPr>
+          <w:p>
+            <w:pPr>
+              <w:snapToGrid w:val="0"/>
+              <w:spacing w:after="0" w:line="240" w:lineRule="auto"/>
+              <w:jc w:val="center"/>
+              <w:rPr>
+                <w:rFonts w:ascii="Times New Roman" w:eastAsia="Calibri" w:hAnsi="Times New Roman" w:cs="Times New Roman"/>
+              </w:rPr>
+            </w:pPr>
+            <w:r>
+              <w:t xml:space="preserve"> </w:t>
+            </w:r>
+          </w:p>
+        </w:tc>
+        <w:tc>
+          <w:tcPr>
+            <w:tcW w:w="709" w:type="dxa"/>
+            <w:tcBorders>
+              <w:top w:val="single" w:sz="4" w:space="0" w:color="000000"/>
+              <w:left w:val="single" w:sz="4" w:space="0" w:color="000000"/>
+              <w:bottom w:val="single" w:sz="4" w:space="0" w:color="000000"/>
+            </w:tcBorders>
+            <w:shd w:val="clear" w:color="auto" w:fill="auto"/>
+          </w:tcPr>
+          <w:p>
+            <w:pPr>
+              <w:snapToGrid w:val="0"/>
+              <w:spacing w:after="0" w:line="240" w:lineRule="auto"/>
+              <w:jc w:val="center"/>
+              <w:rPr>
+                <w:rFonts w:ascii="Times New Roman" w:eastAsia="Calibri" w:hAnsi="Times New Roman" w:cs="Times New Roman"/>
+              </w:rPr>
+            </w:pPr>
+          </w:p>
+        </w:tc>
+        <w:tc>
+          <w:tcPr>
+            <w:tcW w:w="1134" w:type="dxa"/>
+            <w:tcBorders>
+              <w:top w:val="single" w:sz="4" w:space="0" w:color="000000"/>
+              <w:left w:val="single" w:sz="4" w:space="0" w:color="000000"/>
+              <w:bottom w:val="single" w:sz="4" w:space="0" w:color="000000"/>
+            </w:tcBorders>
+            <w:shd w:val="clear" w:color="auto" w:fill="auto"/>
+          </w:tcPr>
+          <w:p>
+            <w:pPr>
+              <w:snapToGrid w:val="0"/>
+              <w:spacing w:after="0" w:line="240" w:lineRule="auto"/>
+              <w:jc w:val="center"/>
+              <w:rPr>
+                <w:rFonts w:ascii="Times New Roman" w:eastAsia="Calibri" w:hAnsi="Times New Roman" w:cs="Times New Roman"/>
+              </w:rPr>
+            </w:pPr>
+            <w:r>
+              <w:rPr>
+                <w:rFonts w:ascii="Times New Roman" w:eastAsia="Calibri" w:hAnsi="Times New Roman" w:cs="Times New Roman"/>
+              </w:rPr>
+              <w:t>Số Nhà 224, Ấp Mỹ Đạo, Xã Nhựt Tảo, Tỉnh Tây Ninh</w:t>
+            </w:r>
+          </w:p>
+        </w:tc>
+        <w:tc>
+          <w:tcPr>
+            <w:tcW w:w="2268" w:type="dxa"/>
+            <w:tcBorders>
+              <w:top w:val="single" w:sz="4" w:space="0" w:color="auto"/>
+              <w:left w:val="single" w:sz="4" w:space="0" w:color="000000"/>
+              <w:bottom w:val="single" w:sz="4" w:space="0" w:color="auto"/>
+            </w:tcBorders>
+            <w:shd w:val="clear" w:color="auto" w:fill="auto"/>
+          </w:tcPr>
+          <w:p>
+            <w:pPr>
+              <w:snapToGrid w:val="0"/>
+              <w:spacing w:after="0" w:line="240" w:lineRule="auto"/>
+              <w:jc w:val="center"/>
+              <w:rPr>
+                <w:rFonts w:ascii="Times New Roman" w:eastAsia="Calibri" w:hAnsi="Times New Roman" w:cs="Times New Roman"/>
+                <w:spacing w:val="-20"/>
+              </w:rPr>
+            </w:pPr>
+            <w:r>
+              <w:rPr>
+                <w:rFonts w:ascii="Times New Roman" w:eastAsia="Calibri" w:hAnsi="Times New Roman" w:cs="Times New Roman"/>
+                <w:spacing w:val="-20"/>
+              </w:rPr>
+              <w:t>1</w:t>
+            </w:r>
+            <w:r>
+              <w:rPr>
+                <w:rFonts w:ascii="Times New Roman" w:eastAsia="Calibri" w:hAnsi="Times New Roman" w:cs="Times New Roman"/>
+                <w:spacing w:val="-20"/>
+              </w:rPr>
+              <w:t>.</w:t>
+            </w:r>
+            <w:r>
+              <w:rPr>
+                <w:rFonts w:ascii="Times New Roman" w:eastAsia="Calibri" w:hAnsi="Times New Roman" w:cs="Times New Roman"/>
+                <w:spacing w:val="-20"/>
+              </w:rPr>
+              <w:t>500</w:t>
+            </w:r>
+            <w:r>
+              <w:rPr>
+                <w:rFonts w:ascii="Times New Roman" w:eastAsia="Calibri" w:hAnsi="Times New Roman" w:cs="Times New Roman"/>
+                <w:spacing w:val="-20"/>
+              </w:rPr>
+              <w:t>.</w:t>
+            </w:r>
+            <w:r>
+              <w:rPr>
+                <w:rFonts w:ascii="Times New Roman" w:eastAsia="Calibri" w:hAnsi="Times New Roman" w:cs="Times New Roman"/>
+                <w:spacing w:val="-20"/>
+              </w:rPr>
+              <w:t>000</w:t>
+            </w:r>
+            <w:r>
+              <w:rPr>
+                <w:rFonts w:ascii="Times New Roman" w:eastAsia="Calibri" w:hAnsi="Times New Roman" w:cs="Times New Roman"/>
+                <w:spacing w:val="-20"/>
+              </w:rPr>
+              <w:t>.</w:t>
+            </w:r>
+            <w:r>
+              <w:rPr>
+                <w:rFonts w:ascii="Times New Roman" w:eastAsia="Calibri" w:hAnsi="Times New Roman" w:cs="Times New Roman"/>
+                <w:spacing w:val="-20"/>
+              </w:rPr>
+              <w:t>000</w:t>
+            </w:r>
+            <w:r>
+              <w:rPr>
+                <w:rFonts w:ascii="Times New Roman" w:eastAsia="Calibri" w:hAnsi="Times New Roman" w:cs="Times New Roman"/>
+                <w:spacing w:val="-20"/>
+              </w:rPr>
+              <w:t xml:space="preserve"> </w:t>
+            </w:r>
+            <w:r>
+              <w:rPr>
+                <w:rFonts w:ascii="Times New Roman" w:eastAsia="Calibri" w:hAnsi="Times New Roman" w:cs="Times New Roman"/>
+                <w:spacing w:val="-20"/>
+              </w:rPr>
+              <w:t>VNĐ</w:t>
+            </w:r>
+          </w:p>
+        </w:tc>
+        <w:tc>
+          <w:tcPr>
+            <w:tcW w:w="709" w:type="dxa"/>
+            <w:tcBorders>
+              <w:top w:val="single" w:sz="4" w:space="0" w:color="auto"/>
+              <w:left w:val="single" w:sz="4" w:space="0" w:color="000000"/>
+              <w:bottom w:val="single" w:sz="4" w:space="0" w:color="auto"/>
+            </w:tcBorders>
+            <w:shd w:val="clear" w:color="auto" w:fill="auto"/>
+          </w:tcPr>
+          <w:p>
+            <w:pPr>
+              <w:snapToGrid w:val="0"/>
+              <w:spacing w:after="0" w:line="240" w:lineRule="auto"/>
+              <w:jc w:val="center"/>
+              <w:rPr>
+                <w:rFonts w:ascii="Times New Roman" w:eastAsia="Calibri" w:hAnsi="Times New Roman" w:cs="Times New Roman"/>
+                <w:spacing w:val="-20"/>
+              </w:rPr>
+            </w:pPr>
+            <w:r>
+              <w:rPr>
+                <w:rFonts w:ascii="Times New Roman" w:eastAsia="Calibri" w:hAnsi="Times New Roman" w:cs="Times New Roman"/>
+                <w:spacing w:val="-20"/>
+              </w:rPr>
+              <w:t>6</w:t>
+            </w:r>
+            <w:r>
+              <w:rPr>
+                <w:rFonts w:ascii="Times New Roman" w:eastAsia="Calibri" w:hAnsi="Times New Roman" w:cs="Times New Roman"/>
+                <w:spacing w:val="-20"/>
+              </w:rPr>
+              <w:t>0</w:t>
+            </w:r>
+          </w:p>
+        </w:tc>
+        <w:tc>
+          <w:tcPr>
+            <w:tcW w:w="1276" w:type="dxa"/>
+            <w:tcBorders>
+              <w:top w:val="single" w:sz="4" w:space="0" w:color="auto"/>
+              <w:left w:val="single" w:sz="4" w:space="0" w:color="000000"/>
+              <w:bottom w:val="single" w:sz="4" w:space="0" w:color="auto"/>
+            </w:tcBorders>
+            <w:shd w:val="clear" w:color="auto" w:fill="auto"/>
+          </w:tcPr>
+          <w:p>
+            <w:pPr>
+              <w:snapToGrid w:val="0"/>
+              <w:spacing w:after="0" w:line="240" w:lineRule="auto"/>
+              <w:rPr>
+                <w:rFonts w:ascii="Times New Roman" w:eastAsia="Calibri" w:hAnsi="Times New Roman" w:cs="Times New Roman"/>
+                <w:spacing w:val="-20"/>
+              </w:rPr>
+            </w:pPr>
+            <w:r>
+              <w:rPr>
+                <w:rFonts w:ascii="Times New Roman" w:eastAsia="Calibri" w:hAnsi="Times New Roman" w:cs="Times New Roman"/>
+                <w:spacing w:val="-20"/>
+              </w:rPr>
+              <w:t>Loại tài sản: Đồng Việt Nam</w:t>
+            </w:r>
+            <w:r>
+              <w:rPr>
+                <w:rFonts w:ascii="Times New Roman" w:eastAsia="Calibri" w:hAnsi="Times New Roman" w:cs="Times New Roman"/>
+                <w:spacing w:val="-20"/>
               </w:rPr>
               <w:br/>
-              <w:t xml:space="preserve">Ngày cấp: </w:t>
-            </w:r>
-            <w:r>
-              <w:rPr>
-                <w:rFonts w:ascii="Times New Roman" w:eastAsia="Calibri" w:hAnsi="Times New Roman" w:cs="Times New Roman"/>
-              </w:rPr>
-              <w:t>10</w:t>
-            </w:r>
-            <w:r>
-              <w:rPr>
-                <w:rFonts w:ascii="Times New Roman" w:eastAsia="Calibri" w:hAnsi="Times New Roman" w:cs="Times New Roman"/>
-              </w:rPr>
-              <w:t>/08/202</w:t>
-            </w:r>
-            <w:r>
-              <w:rPr>
-                <w:rFonts w:ascii="Times New Roman" w:eastAsia="Calibri" w:hAnsi="Times New Roman" w:cs="Times New Roman"/>
-              </w:rPr>
-              <w:t>4</w:t>
-            </w:r>
-            <w:r>
-              <w:rPr>
-                <w:rFonts w:ascii="Times New Roman" w:eastAsia="Calibri" w:hAnsi="Times New Roman" w:cs="Times New Roman"/>
-              </w:rPr>
-              <w:br/>
-              <w:t>Nơi cấp: Cục Cảnh sát quản lý hành chính về trật tự xã hội</w:t>
-            </w:r>
-          </w:p>
-          <w:p>
-            <w:pPr>
-              <w:snapToGrid w:val="0"/>
-              <w:spacing w:after="0" w:line="240" w:lineRule="auto"/>
-              <w:jc w:val="center"/>
-              <w:rPr>
-                <w:rFonts w:ascii="Times New Roman" w:eastAsia="Calibri" w:hAnsi="Times New Roman" w:cs="Times New Roman"/>
-              </w:rPr>
-            </w:pPr>
-          </w:p>
-          <w:p>
-            <w:pPr>
-              <w:snapToGrid w:val="0"/>
-              <w:spacing w:after="0" w:line="240" w:lineRule="auto"/>
-              <w:jc w:val="center"/>
-              <w:rPr>
-                <w:rFonts w:ascii="Times New Roman" w:eastAsia="Calibri" w:hAnsi="Times New Roman" w:cs="Times New Roman"/>
-              </w:rPr>
-            </w:pPr>
-          </w:p>
-        </w:tc>
-        <w:tc>
-          <w:tcPr>
-            <w:tcW w:w="850" w:type="dxa"/>
-            <w:tcBorders>
-              <w:top w:val="single" w:sz="4" w:space="0" w:color="000000"/>
-              <w:left w:val="single" w:sz="4" w:space="0" w:color="000000"/>
-              <w:bottom w:val="single" w:sz="4" w:space="0" w:color="000000"/>
-            </w:tcBorders>
-            <w:shd w:val="clear" w:color="auto" w:fill="auto"/>
-          </w:tcPr>
-          <w:p>
-            <w:pPr>
-              <w:snapToGrid w:val="0"/>
-              <w:spacing w:after="0" w:line="240" w:lineRule="auto"/>
-              <w:jc w:val="center"/>
-              <w:rPr>
-                <w:rFonts w:ascii="Times New Roman" w:eastAsia="Calibri" w:hAnsi="Times New Roman" w:cs="Times New Roman"/>
-              </w:rPr>
-            </w:pPr>
-            <w:r>
-              <w:t xml:space="preserve"> </w:t>
-            </w:r>
-          </w:p>
-        </w:tc>
-        <w:tc>
-          <w:tcPr>
-            <w:tcW w:w="709" w:type="dxa"/>
-            <w:tcBorders>
-              <w:top w:val="single" w:sz="4" w:space="0" w:color="000000"/>
-              <w:left w:val="single" w:sz="4" w:space="0" w:color="000000"/>
-              <w:bottom w:val="single" w:sz="4" w:space="0" w:color="000000"/>
-            </w:tcBorders>
-            <w:shd w:val="clear" w:color="auto" w:fill="auto"/>
-          </w:tcPr>
-          <w:p>
-            <w:pPr>
-              <w:snapToGrid w:val="0"/>
-              <w:spacing w:after="0" w:line="240" w:lineRule="auto"/>
-              <w:jc w:val="center"/>
-              <w:rPr>
-                <w:rFonts w:ascii="Times New Roman" w:eastAsia="Calibri" w:hAnsi="Times New Roman" w:cs="Times New Roman"/>
-              </w:rPr>
-            </w:pPr>
-          </w:p>
-        </w:tc>
-        <w:tc>
-          <w:tcPr>
-            <w:tcW w:w="1134" w:type="dxa"/>
-            <w:tcBorders>
-              <w:top w:val="single" w:sz="4" w:space="0" w:color="000000"/>
-              <w:left w:val="single" w:sz="4" w:space="0" w:color="000000"/>
-              <w:bottom w:val="single" w:sz="4" w:space="0" w:color="000000"/>
-            </w:tcBorders>
-            <w:shd w:val="clear" w:color="auto" w:fill="auto"/>
-          </w:tcPr>
-          <w:p>
-            <w:pPr>
-              <w:snapToGrid w:val="0"/>
-              <w:spacing w:after="0" w:line="240" w:lineRule="auto"/>
-              <w:jc w:val="center"/>
-              <w:rPr>
-                <w:rFonts w:ascii="Times New Roman" w:eastAsia="Calibri" w:hAnsi="Times New Roman" w:cs="Times New Roman"/>
-              </w:rPr>
-            </w:pPr>
-            <w:r>
-              <w:rPr>
-                <w:rFonts w:ascii="Times New Roman" w:eastAsia="Calibri" w:hAnsi="Times New Roman" w:cs="Times New Roman"/>
-              </w:rPr>
-              <w:t>N34 Khu phố 4, Phường Đông Hưng Thuận, Thành phố Hồ Chí Minh, Việt Nam</w:t>
-            </w:r>
-          </w:p>
-        </w:tc>
-        <w:tc>
-          <w:tcPr>
-            <w:tcW w:w="2268" w:type="dxa"/>
-            <w:tcBorders>
-              <w:top w:val="single" w:sz="4" w:space="0" w:color="auto"/>
-              <w:left w:val="single" w:sz="4" w:space="0" w:color="000000"/>
-              <w:bottom w:val="single" w:sz="4" w:space="0" w:color="auto"/>
-            </w:tcBorders>
-            <w:shd w:val="clear" w:color="auto" w:fill="auto"/>
-          </w:tcPr>
-          <w:p>
-            <w:pPr>
-              <w:snapToGrid w:val="0"/>
-              <w:spacing w:after="0" w:line="240" w:lineRule="auto"/>
-              <w:jc w:val="center"/>
-              <w:rPr>
-                <w:rFonts w:ascii="Times New Roman" w:eastAsia="Calibri" w:hAnsi="Times New Roman" w:cs="Times New Roman"/>
-                <w:spacing w:val="-20"/>
-              </w:rPr>
-            </w:pPr>
-            <w:r>
-              <w:rPr>
-                <w:rFonts w:ascii="Times New Roman" w:eastAsia="Calibri" w:hAnsi="Times New Roman" w:cs="Times New Roman"/>
-                <w:spacing w:val="-20"/>
-              </w:rPr>
-              <w:t>2.000.000.000 VNĐ</w:t>
-            </w:r>
-          </w:p>
-        </w:tc>
-        <w:tc>
-          <w:tcPr>
-            <w:tcW w:w="709" w:type="dxa"/>
-            <w:tcBorders>
-              <w:top w:val="single" w:sz="4" w:space="0" w:color="auto"/>
-              <w:left w:val="single" w:sz="4" w:space="0" w:color="000000"/>
-              <w:bottom w:val="single" w:sz="4" w:space="0" w:color="auto"/>
-            </w:tcBorders>
-            <w:shd w:val="clear" w:color="auto" w:fill="auto"/>
-          </w:tcPr>
-          <w:p>
-            <w:pPr>
-              <w:snapToGrid w:val="0"/>
-              <w:spacing w:after="0" w:line="240" w:lineRule="auto"/>
-              <w:jc w:val="center"/>
-              <w:rPr>
-                <w:rFonts w:ascii="Times New Roman" w:eastAsia="Calibri" w:hAnsi="Times New Roman" w:cs="Times New Roman"/>
-                <w:spacing w:val="-20"/>
-              </w:rPr>
-            </w:pPr>
-            <w:r>
-              <w:rPr>
-                <w:rFonts w:ascii="Times New Roman" w:eastAsia="Calibri" w:hAnsi="Times New Roman" w:cs="Times New Roman"/>
-                <w:spacing w:val="-20"/>
-              </w:rPr>
-              <w:t>10</w:t>
-            </w:r>
-          </w:p>
-        </w:tc>
-        <w:tc>
-          <w:tcPr>
-            <w:tcW w:w="1276" w:type="dxa"/>
-            <w:tcBorders>
-              <w:top w:val="single" w:sz="4" w:space="0" w:color="auto"/>
-              <w:left w:val="single" w:sz="4" w:space="0" w:color="000000"/>
-              <w:bottom w:val="single" w:sz="4" w:space="0" w:color="auto"/>
-            </w:tcBorders>
-            <w:shd w:val="clear" w:color="auto" w:fill="auto"/>
-          </w:tcPr>
-          <w:p>
-            <w:pPr>
-              <w:snapToGrid w:val="0"/>
-              <w:spacing w:after="0" w:line="240" w:lineRule="auto"/>
-              <w:rPr>
-                <w:rFonts w:ascii="Times New Roman" w:eastAsia="Calibri" w:hAnsi="Times New Roman" w:cs="Times New Roman"/>
-                <w:spacing w:val="-20"/>
-              </w:rPr>
-            </w:pPr>
-            <w:r>
-              <w:rPr>
-                <w:rFonts w:ascii="Times New Roman" w:eastAsia="Calibri" w:hAnsi="Times New Roman" w:cs="Times New Roman"/>
-                <w:spacing w:val="-20"/>
-              </w:rPr>
-              <w:t>Loại tài sản: Đồng Việt Nam</w:t>
-            </w:r>
-            <w:r>
-              <w:rPr>
-                <w:rFonts w:ascii="Times New Roman" w:eastAsia="Calibri" w:hAnsi="Times New Roman" w:cs="Times New Roman"/>
-                <w:spacing w:val="-20"/>
-              </w:rPr>
-              <w:br/>
-              <w:t>Số lượng: 2.000.000.000  đồng</w:t>
+              <w:t xml:space="preserve">Số lượng: </w:t>
+            </w:r>
+            <w:r>
+              <w:rPr>
+                <w:rFonts w:ascii="Times New Roman" w:eastAsia="Calibri" w:hAnsi="Times New Roman" w:cs="Times New Roman"/>
+                <w:spacing w:val="-20"/>
+              </w:rPr>
+              <w:t>1</w:t>
+            </w:r>
+            <w:r>
+              <w:rPr>
+                <w:rFonts w:ascii="Times New Roman" w:eastAsia="Calibri" w:hAnsi="Times New Roman" w:cs="Times New Roman"/>
+                <w:spacing w:val="-20"/>
+              </w:rPr>
+              <w:t>.</w:t>
+            </w:r>
+            <w:r>
+              <w:rPr>
+                <w:rFonts w:ascii="Times New Roman" w:eastAsia="Calibri" w:hAnsi="Times New Roman" w:cs="Times New Roman"/>
+                <w:spacing w:val="-20"/>
+              </w:rPr>
+              <w:t>500</w:t>
+            </w:r>
+            <w:r>
+              <w:rPr>
+                <w:rFonts w:ascii="Times New Roman" w:eastAsia="Calibri" w:hAnsi="Times New Roman" w:cs="Times New Roman"/>
+                <w:spacing w:val="-20"/>
+              </w:rPr>
+              <w:t>.</w:t>
+            </w:r>
+            <w:r>
+              <w:rPr>
+                <w:rFonts w:ascii="Times New Roman" w:eastAsia="Calibri" w:hAnsi="Times New Roman" w:cs="Times New Roman"/>
+                <w:spacing w:val="-20"/>
+              </w:rPr>
+              <w:t>000</w:t>
+            </w:r>
+            <w:r>
+              <w:rPr>
+                <w:rFonts w:ascii="Times New Roman" w:eastAsia="Calibri" w:hAnsi="Times New Roman" w:cs="Times New Roman"/>
+                <w:spacing w:val="-20"/>
+              </w:rPr>
+              <w:t>.</w:t>
+            </w:r>
+            <w:r>
+              <w:rPr>
+                <w:rFonts w:ascii="Times New Roman" w:eastAsia="Calibri" w:hAnsi="Times New Roman" w:cs="Times New Roman"/>
+                <w:spacing w:val="-20"/>
+              </w:rPr>
+              <w:t>000</w:t>
+            </w:r>
+            <w:r>
+              <w:rPr>
+                <w:rFonts w:ascii="Times New Roman" w:eastAsia="Calibri" w:hAnsi="Times New Roman" w:cs="Times New Roman"/>
+                <w:spacing w:val="-20"/>
+              </w:rPr>
+              <w:t xml:space="preserve">  đồng</w:t>
             </w:r>
           </w:p>
           <w:p>
@@ -1707,7 +1811,7 @@
               <w:rPr>
                 <w:rFonts w:ascii="Times New Roman" w:eastAsia="Calibri" w:hAnsi="Times New Roman" w:cs="Times New Roman"/>
               </w:rPr>
-              <w:t>NGUYỄN CHÍ THIỆN</w:t>
+              <w:t>NGUYỄN VĂN TÍNH</w:t>
             </w:r>
           </w:p>
         </w:tc>
@@ -1733,7 +1837,7 @@
               <w:rPr>
                 <w:rFonts w:ascii="Times New Roman" w:eastAsia="Calibri" w:hAnsi="Times New Roman" w:cs="Times New Roman"/>
               </w:rPr>
-              <w:t>18/05/1963</w:t>
+              <w:t>01/01/1985</w:t>
             </w:r>
           </w:p>
         </w:tc>
@@ -1787,211 +1891,253 @@
               <w:rPr>
                 <w:rFonts w:ascii="Times New Roman" w:eastAsia="Calibri" w:hAnsi="Times New Roman" w:cs="Times New Roman"/>
               </w:rPr>
-              <w:t>căn cước công dân: 079063024131</w:t>
-            </w:r>
-            <w:r>
-              <w:rPr>
-                <w:rFonts w:ascii="Times New Roman" w:eastAsia="Calibri" w:hAnsi="Times New Roman" w:cs="Times New Roman"/>
+              <w:t>Căn cước công dân: 060085007582</w:t>
+            </w:r>
+          </w:p>
+          <w:p>
+            <w:pPr>
+              <w:snapToGrid w:val="0"/>
+              <w:spacing w:after="0" w:line="240" w:lineRule="auto"/>
+              <w:jc w:val="center"/>
+              <w:rPr>
+                <w:rFonts w:ascii="Times New Roman" w:eastAsia="Calibri" w:hAnsi="Times New Roman" w:cs="Times New Roman"/>
+              </w:rPr>
+            </w:pPr>
+            <w:r>
+              <w:rPr>
+                <w:rFonts w:ascii="Times New Roman" w:eastAsia="Calibri" w:hAnsi="Times New Roman" w:cs="Times New Roman"/>
+              </w:rPr>
+              <w:t>Ngày cấp: 03/01/2025</w:t>
+            </w:r>
+          </w:p>
+          <w:p>
+            <w:pPr>
+              <w:snapToGrid w:val="0"/>
+              <w:spacing w:after="0" w:line="240" w:lineRule="auto"/>
+              <w:jc w:val="center"/>
+              <w:rPr>
+                <w:rFonts w:ascii="Times New Roman" w:eastAsia="Calibri" w:hAnsi="Times New Roman" w:cs="Times New Roman"/>
+              </w:rPr>
+            </w:pPr>
+            <w:r>
+              <w:rPr>
+                <w:rFonts w:ascii="Times New Roman" w:eastAsia="Calibri" w:hAnsi="Times New Roman" w:cs="Times New Roman"/>
+              </w:rPr>
+              <w:t>Nơi cấp: Bộ Công An</w:t>
+            </w:r>
+            <w:r>
+              <w:rPr>
+                <w:rFonts w:ascii="Times New Roman" w:eastAsia="Calibri" w:hAnsi="Times New Roman" w:cs="Times New Roman"/>
+              </w:rPr>
+              <w:t xml:space="preserve"> </w:t>
+            </w:r>
+          </w:p>
+          <w:p>
+            <w:pPr>
+              <w:snapToGrid w:val="0"/>
+              <w:spacing w:after="0" w:line="240" w:lineRule="auto"/>
+              <w:jc w:val="center"/>
+              <w:rPr>
+                <w:rFonts w:ascii="Times New Roman" w:eastAsia="Calibri" w:hAnsi="Times New Roman" w:cs="Times New Roman"/>
+              </w:rPr>
+            </w:pPr>
+          </w:p>
+        </w:tc>
+        <w:tc>
+          <w:tcPr>
+            <w:tcW w:w="850" w:type="dxa"/>
+            <w:tcBorders>
+              <w:top w:val="single" w:sz="4" w:space="0" w:color="000000"/>
+              <w:left w:val="single" w:sz="4" w:space="0" w:color="000000"/>
+              <w:bottom w:val="single" w:sz="4" w:space="0" w:color="000000"/>
+            </w:tcBorders>
+            <w:shd w:val="clear" w:color="auto" w:fill="auto"/>
+          </w:tcPr>
+          <w:p>
+            <w:pPr>
+              <w:snapToGrid w:val="0"/>
+              <w:spacing w:after="0" w:line="240" w:lineRule="auto"/>
+              <w:jc w:val="center"/>
+              <w:rPr>
+                <w:rFonts w:ascii="Times New Roman" w:eastAsia="Calibri" w:hAnsi="Times New Roman" w:cs="Times New Roman"/>
+              </w:rPr>
+            </w:pPr>
+            <w:r>
+              <w:rPr>
+                <w:rFonts w:ascii="Times New Roman" w:eastAsia="Calibri" w:hAnsi="Times New Roman" w:cs="Times New Roman"/>
+              </w:rPr>
+              <w:t xml:space="preserve"> </w:t>
+            </w:r>
+          </w:p>
+        </w:tc>
+        <w:tc>
+          <w:tcPr>
+            <w:tcW w:w="709" w:type="dxa"/>
+            <w:tcBorders>
+              <w:top w:val="single" w:sz="4" w:space="0" w:color="000000"/>
+              <w:left w:val="single" w:sz="4" w:space="0" w:color="000000"/>
+              <w:bottom w:val="single" w:sz="4" w:space="0" w:color="000000"/>
+            </w:tcBorders>
+            <w:shd w:val="clear" w:color="auto" w:fill="auto"/>
+          </w:tcPr>
+          <w:p>
+            <w:pPr>
+              <w:snapToGrid w:val="0"/>
+              <w:spacing w:after="0" w:line="240" w:lineRule="auto"/>
+              <w:jc w:val="center"/>
+              <w:rPr>
+                <w:rFonts w:ascii="Times New Roman" w:eastAsia="Calibri" w:hAnsi="Times New Roman" w:cs="Times New Roman"/>
+              </w:rPr>
+            </w:pPr>
+          </w:p>
+        </w:tc>
+        <w:tc>
+          <w:tcPr>
+            <w:tcW w:w="1134" w:type="dxa"/>
+            <w:tcBorders>
+              <w:top w:val="single" w:sz="4" w:space="0" w:color="000000"/>
+              <w:left w:val="single" w:sz="4" w:space="0" w:color="000000"/>
+              <w:bottom w:val="single" w:sz="4" w:space="0" w:color="000000"/>
+            </w:tcBorders>
+            <w:shd w:val="clear" w:color="auto" w:fill="auto"/>
+          </w:tcPr>
+          <w:p>
+            <w:pPr>
+              <w:snapToGrid w:val="0"/>
+              <w:spacing w:after="0" w:line="240" w:lineRule="auto"/>
+              <w:jc w:val="center"/>
+              <w:rPr>
+                <w:rFonts w:ascii="Times New Roman" w:eastAsia="Calibri" w:hAnsi="Times New Roman" w:cs="Times New Roman"/>
+              </w:rPr>
+            </w:pPr>
+            <w:r>
+              <w:rPr>
+                <w:rFonts w:ascii="Times New Roman" w:eastAsia="Calibri" w:hAnsi="Times New Roman" w:cs="Times New Roman"/>
+                <w:lang w:val="vi-VN"/>
+              </w:rPr>
+              <w:t>Số 350/21/60 Khu Phố 26, Phường An Phú Đông, Thành phố Hồ Chí Minh</w:t>
+            </w:r>
+          </w:p>
+        </w:tc>
+        <w:tc>
+          <w:tcPr>
+            <w:tcW w:w="2268" w:type="dxa"/>
+            <w:tcBorders>
+              <w:top w:val="single" w:sz="4" w:space="0" w:color="auto"/>
+              <w:left w:val="single" w:sz="4" w:space="0" w:color="000000"/>
+              <w:bottom w:val="single" w:sz="4" w:space="0" w:color="auto"/>
+            </w:tcBorders>
+            <w:shd w:val="clear" w:color="auto" w:fill="auto"/>
+          </w:tcPr>
+          <w:p>
+            <w:pPr>
+              <w:snapToGrid w:val="0"/>
+              <w:spacing w:after="0" w:line="240" w:lineRule="auto"/>
+              <w:jc w:val="center"/>
+              <w:rPr>
+                <w:rFonts w:ascii="Times New Roman" w:eastAsia="Calibri" w:hAnsi="Times New Roman" w:cs="Times New Roman"/>
+                <w:spacing w:val="-20"/>
+              </w:rPr>
+            </w:pPr>
+            <w:r>
+              <w:rPr>
+                <w:rFonts w:ascii="Times New Roman" w:eastAsia="Calibri" w:hAnsi="Times New Roman" w:cs="Times New Roman"/>
+                <w:spacing w:val="-20"/>
+              </w:rPr>
+              <w:t>1</w:t>
+            </w:r>
+            <w:r>
+              <w:rPr>
+                <w:rFonts w:ascii="Times New Roman" w:eastAsia="Calibri" w:hAnsi="Times New Roman" w:cs="Times New Roman"/>
+                <w:spacing w:val="-20"/>
+              </w:rPr>
+              <w:t>.000.000.000 VNĐ</w:t>
+            </w:r>
+          </w:p>
+        </w:tc>
+        <w:tc>
+          <w:tcPr>
+            <w:tcW w:w="709" w:type="dxa"/>
+            <w:tcBorders>
+              <w:top w:val="single" w:sz="4" w:space="0" w:color="auto"/>
+              <w:left w:val="single" w:sz="4" w:space="0" w:color="000000"/>
+              <w:bottom w:val="single" w:sz="4" w:space="0" w:color="auto"/>
+            </w:tcBorders>
+            <w:shd w:val="clear" w:color="auto" w:fill="auto"/>
+          </w:tcPr>
+          <w:p>
+            <w:pPr>
+              <w:snapToGrid w:val="0"/>
+              <w:spacing w:after="0" w:line="240" w:lineRule="auto"/>
+              <w:jc w:val="center"/>
+              <w:rPr>
+                <w:rFonts w:ascii="Times New Roman" w:eastAsia="Calibri" w:hAnsi="Times New Roman" w:cs="Times New Roman"/>
+                <w:spacing w:val="-20"/>
+              </w:rPr>
+            </w:pPr>
+            <w:r>
+              <w:rPr>
+                <w:rFonts w:ascii="Times New Roman" w:eastAsia="Calibri" w:hAnsi="Times New Roman" w:cs="Times New Roman"/>
+                <w:spacing w:val="-20"/>
+              </w:rPr>
+              <w:t>4</w:t>
+            </w:r>
+            <w:r>
+              <w:rPr>
+                <w:rFonts w:ascii="Times New Roman" w:eastAsia="Calibri" w:hAnsi="Times New Roman" w:cs="Times New Roman"/>
+                <w:spacing w:val="-20"/>
+              </w:rPr>
+              <w:t>0</w:t>
+            </w:r>
+          </w:p>
+        </w:tc>
+        <w:tc>
+          <w:tcPr>
+            <w:tcW w:w="1276" w:type="dxa"/>
+            <w:tcBorders>
+              <w:top w:val="single" w:sz="4" w:space="0" w:color="auto"/>
+              <w:left w:val="single" w:sz="4" w:space="0" w:color="000000"/>
+              <w:bottom w:val="single" w:sz="4" w:space="0" w:color="auto"/>
+            </w:tcBorders>
+            <w:shd w:val="clear" w:color="auto" w:fill="auto"/>
+          </w:tcPr>
+          <w:p>
+            <w:pPr>
+              <w:snapToGrid w:val="0"/>
+              <w:spacing w:after="0" w:line="240" w:lineRule="auto"/>
+              <w:rPr>
+                <w:rFonts w:ascii="Times New Roman" w:eastAsia="Calibri" w:hAnsi="Times New Roman" w:cs="Times New Roman"/>
+                <w:spacing w:val="-20"/>
+              </w:rPr>
+            </w:pPr>
+            <w:r>
+              <w:rPr>
+                <w:rFonts w:ascii="Times New Roman" w:eastAsia="Calibri" w:hAnsi="Times New Roman" w:cs="Times New Roman"/>
+                <w:spacing w:val="-20"/>
+              </w:rPr>
+              <w:t>Loại tài sản: Đồng Việt Nam</w:t>
+            </w:r>
+            <w:r>
+              <w:rPr>
+                <w:rFonts w:ascii="Times New Roman" w:eastAsia="Calibri" w:hAnsi="Times New Roman" w:cs="Times New Roman"/>
+                <w:spacing w:val="-20"/>
               </w:rPr>
               <w:br/>
-              <w:t>Ngày cấp: 02/08/2022</w:t>
-            </w:r>
-            <w:r>
-              <w:rPr>
-                <w:rFonts w:ascii="Times New Roman" w:eastAsia="Calibri" w:hAnsi="Times New Roman" w:cs="Times New Roman"/>
-              </w:rPr>
-              <w:br/>
-              <w:t>Nơi cấp: Cục Cảnh sát quản lý hành chính về trật tự xã hội</w:t>
-            </w:r>
-          </w:p>
-          <w:p>
-            <w:pPr>
-              <w:snapToGrid w:val="0"/>
-              <w:spacing w:after="0" w:line="240" w:lineRule="auto"/>
-              <w:jc w:val="center"/>
-              <w:rPr>
-                <w:rFonts w:ascii="Times New Roman" w:eastAsia="Calibri" w:hAnsi="Times New Roman" w:cs="Times New Roman"/>
-              </w:rPr>
-            </w:pPr>
-          </w:p>
-          <w:p>
-            <w:pPr>
-              <w:snapToGrid w:val="0"/>
-              <w:spacing w:after="0" w:line="240" w:lineRule="auto"/>
-              <w:jc w:val="center"/>
-              <w:rPr>
-                <w:rFonts w:ascii="Times New Roman" w:eastAsia="Calibri" w:hAnsi="Times New Roman" w:cs="Times New Roman"/>
-              </w:rPr>
-            </w:pPr>
-          </w:p>
-        </w:tc>
-        <w:tc>
-          <w:tcPr>
-            <w:tcW w:w="850" w:type="dxa"/>
-            <w:tcBorders>
-              <w:top w:val="single" w:sz="4" w:space="0" w:color="000000"/>
-              <w:left w:val="single" w:sz="4" w:space="0" w:color="000000"/>
-              <w:bottom w:val="single" w:sz="4" w:space="0" w:color="000000"/>
-            </w:tcBorders>
-            <w:shd w:val="clear" w:color="auto" w:fill="auto"/>
-          </w:tcPr>
-          <w:p>
-            <w:pPr>
-              <w:snapToGrid w:val="0"/>
-              <w:spacing w:after="0" w:line="240" w:lineRule="auto"/>
-              <w:jc w:val="center"/>
-              <w:rPr>
-                <w:rFonts w:ascii="Times New Roman" w:eastAsia="Calibri" w:hAnsi="Times New Roman" w:cs="Times New Roman"/>
-              </w:rPr>
-            </w:pPr>
-            <w:r>
-              <w:rPr>
-                <w:rFonts w:ascii="Times New Roman" w:eastAsia="Calibri" w:hAnsi="Times New Roman" w:cs="Times New Roman"/>
-              </w:rPr>
-              <w:t xml:space="preserve"> </w:t>
-            </w:r>
-          </w:p>
-        </w:tc>
-        <w:tc>
-          <w:tcPr>
-            <w:tcW w:w="709" w:type="dxa"/>
-            <w:tcBorders>
-              <w:top w:val="single" w:sz="4" w:space="0" w:color="000000"/>
-              <w:left w:val="single" w:sz="4" w:space="0" w:color="000000"/>
-              <w:bottom w:val="single" w:sz="4" w:space="0" w:color="000000"/>
-            </w:tcBorders>
-            <w:shd w:val="clear" w:color="auto" w:fill="auto"/>
-          </w:tcPr>
-          <w:p>
-            <w:pPr>
-              <w:snapToGrid w:val="0"/>
-              <w:spacing w:after="0" w:line="240" w:lineRule="auto"/>
-              <w:jc w:val="center"/>
-              <w:rPr>
-                <w:rFonts w:ascii="Times New Roman" w:eastAsia="Calibri" w:hAnsi="Times New Roman" w:cs="Times New Roman"/>
-              </w:rPr>
-            </w:pPr>
-          </w:p>
-        </w:tc>
-        <w:tc>
-          <w:tcPr>
-            <w:tcW w:w="1134" w:type="dxa"/>
-            <w:tcBorders>
-              <w:top w:val="single" w:sz="4" w:space="0" w:color="000000"/>
-              <w:left w:val="single" w:sz="4" w:space="0" w:color="000000"/>
-              <w:bottom w:val="single" w:sz="4" w:space="0" w:color="000000"/>
-            </w:tcBorders>
-            <w:shd w:val="clear" w:color="auto" w:fill="auto"/>
-          </w:tcPr>
-          <w:p>
-            <w:pPr>
-              <w:snapToGrid w:val="0"/>
-              <w:spacing w:after="0" w:line="240" w:lineRule="auto"/>
-              <w:jc w:val="center"/>
-              <w:rPr>
-                <w:rFonts w:ascii="Times New Roman" w:eastAsia="Calibri" w:hAnsi="Times New Roman" w:cs="Times New Roman"/>
-              </w:rPr>
-            </w:pPr>
-            <w:r>
-              <w:rPr>
-                <w:rFonts w:ascii="Times New Roman" w:eastAsia="Calibri" w:hAnsi="Times New Roman" w:cs="Times New Roman"/>
-                <w:lang w:val="vi-VN"/>
-              </w:rPr>
-              <w:t>21/6 Xuân Thủy, Kp4, Phường An Khánh, Thành phố Hồ Chí Minh</w:t>
-            </w:r>
-          </w:p>
-        </w:tc>
-        <w:tc>
-          <w:tcPr>
-            <w:tcW w:w="2268" w:type="dxa"/>
-            <w:tcBorders>
-              <w:top w:val="single" w:sz="4" w:space="0" w:color="auto"/>
-              <w:left w:val="single" w:sz="4" w:space="0" w:color="000000"/>
-              <w:bottom w:val="single" w:sz="4" w:space="0" w:color="auto"/>
-            </w:tcBorders>
-            <w:shd w:val="clear" w:color="auto" w:fill="auto"/>
-          </w:tcPr>
-          <w:p>
-            <w:pPr>
-              <w:snapToGrid w:val="0"/>
-              <w:spacing w:after="0" w:line="240" w:lineRule="auto"/>
-              <w:jc w:val="center"/>
-              <w:rPr>
-                <w:rFonts w:ascii="Times New Roman" w:eastAsia="Calibri" w:hAnsi="Times New Roman" w:cs="Times New Roman"/>
-                <w:spacing w:val="-20"/>
-              </w:rPr>
-            </w:pPr>
-            <w:r>
-              <w:rPr>
-                <w:rFonts w:ascii="Times New Roman" w:eastAsia="Calibri" w:hAnsi="Times New Roman" w:cs="Times New Roman"/>
-                <w:spacing w:val="-20"/>
-              </w:rPr>
-              <w:t>18.000.000.000 VNĐ</w:t>
-            </w:r>
-          </w:p>
-        </w:tc>
-        <w:tc>
-          <w:tcPr>
-            <w:tcW w:w="709" w:type="dxa"/>
-            <w:tcBorders>
-              <w:top w:val="single" w:sz="4" w:space="0" w:color="auto"/>
-              <w:left w:val="single" w:sz="4" w:space="0" w:color="000000"/>
-              <w:bottom w:val="single" w:sz="4" w:space="0" w:color="auto"/>
-            </w:tcBorders>
-            <w:shd w:val="clear" w:color="auto" w:fill="auto"/>
-          </w:tcPr>
-          <w:p>
-            <w:pPr>
-              <w:snapToGrid w:val="0"/>
-              <w:spacing w:after="0" w:line="240" w:lineRule="auto"/>
-              <w:jc w:val="center"/>
-              <w:rPr>
-                <w:rFonts w:ascii="Times New Roman" w:eastAsia="Calibri" w:hAnsi="Times New Roman" w:cs="Times New Roman"/>
-                <w:spacing w:val="-20"/>
-              </w:rPr>
-            </w:pPr>
-            <w:r>
-              <w:rPr>
-                <w:rFonts w:ascii="Times New Roman" w:eastAsia="Calibri" w:hAnsi="Times New Roman" w:cs="Times New Roman"/>
-                <w:spacing w:val="-20"/>
-              </w:rPr>
-              <w:t>90</w:t>
-            </w:r>
-          </w:p>
-        </w:tc>
-        <w:tc>
-          <w:tcPr>
-            <w:tcW w:w="1276" w:type="dxa"/>
-            <w:tcBorders>
-              <w:top w:val="single" w:sz="4" w:space="0" w:color="auto"/>
-              <w:left w:val="single" w:sz="4" w:space="0" w:color="000000"/>
-              <w:bottom w:val="single" w:sz="4" w:space="0" w:color="auto"/>
-            </w:tcBorders>
-            <w:shd w:val="clear" w:color="auto" w:fill="auto"/>
-          </w:tcPr>
-          <w:p>
-            <w:pPr>
-              <w:snapToGrid w:val="0"/>
-              <w:spacing w:after="0" w:line="240" w:lineRule="auto"/>
-              <w:rPr>
-                <w:rFonts w:ascii="Times New Roman" w:eastAsia="Calibri" w:hAnsi="Times New Roman" w:cs="Times New Roman"/>
-                <w:spacing w:val="-20"/>
-              </w:rPr>
-            </w:pPr>
-            <w:r>
-              <w:rPr>
-                <w:rFonts w:ascii="Times New Roman" w:eastAsia="Calibri" w:hAnsi="Times New Roman" w:cs="Times New Roman"/>
-                <w:spacing w:val="-20"/>
-              </w:rPr>
-              <w:t>Loại tài sản: Đồng Việt Nam</w:t>
-            </w:r>
-            <w:r>
-              <w:rPr>
-                <w:rFonts w:ascii="Times New Roman" w:eastAsia="Calibri" w:hAnsi="Times New Roman" w:cs="Times New Roman"/>
-                <w:spacing w:val="-20"/>
-              </w:rPr>
-              <w:br/>
-              <w:t>Số lượng: 18.000.000.000  đồng</w:t>
+              <w:t xml:space="preserve">Số lượng: </w:t>
+            </w:r>
+            <w:r>
+              <w:rPr>
+                <w:rFonts w:ascii="Times New Roman" w:eastAsia="Calibri" w:hAnsi="Times New Roman" w:cs="Times New Roman"/>
+                <w:spacing w:val="-20"/>
+              </w:rPr>
+              <w:t>1</w:t>
+            </w:r>
+            <w:r>
+              <w:rPr>
+                <w:rFonts w:ascii="Times New Roman" w:eastAsia="Calibri" w:hAnsi="Times New Roman" w:cs="Times New Roman"/>
+                <w:spacing w:val="-20"/>
+              </w:rPr>
+              <w:t>.000.000.000  đồng</w:t>
             </w:r>
           </w:p>
           <w:p>
@@ -4409,7 +4555,7 @@
                 <w:rFonts w:ascii="Times New Roman" w:eastAsia="Calibri" w:hAnsi="Times New Roman" w:cs="Times New Roman"/>
                 <w:i/>
               </w:rPr>
-              <w:t>2</w:t>
+              <w:t>18</w:t>
             </w:r>
             <w:r>
               <w:rPr>
@@ -4424,155 +4570,155 @@
                 <w:i/>
               </w:rPr>
               <w:t>3</w:t>
+            </w:r>
+            <w:r>
+              <w:rPr>
+                <w:rFonts w:ascii="Times New Roman" w:eastAsia="Calibri" w:hAnsi="Times New Roman" w:cs="Times New Roman"/>
+                <w:i/>
+              </w:rPr>
+              <w:t xml:space="preserve"> năm 2026</w:t>
+            </w:r>
+          </w:p>
+          <w:p>
+            <w:pPr>
+              <w:spacing w:after="0" w:line="240" w:lineRule="auto"/>
+              <w:jc w:val="center"/>
+              <w:rPr>
+                <w:rFonts w:ascii="Times New Roman" w:eastAsia="Calibri" w:hAnsi="Times New Roman" w:cs="Times New Roman"/>
+                <w:i/>
+              </w:rPr>
+            </w:pPr>
+            <w:r>
+              <w:rPr>
+                <w:rFonts w:ascii="Times New Roman" w:eastAsia="Calibri" w:hAnsi="Times New Roman" w:cs="Times New Roman"/>
+                <w:b/>
+              </w:rPr>
+              <w:t>NGƯỜI ĐẠI DIỆN THEO PHÁP LUẬT</w:t>
+            </w:r>
+            <w:r>
+              <w:rPr>
+                <w:rFonts w:ascii="Times New Roman" w:eastAsia="Times New Roman" w:hAnsi="Times New Roman" w:cs="Times New Roman"/>
+                <w:b/>
+                <w:bCs/>
+                <w:lang w:eastAsia="zh-CN"/>
+              </w:rPr>
+              <w:t>/CHỦ TỊCH HỘI ĐỒNG THÀNH VIÊN</w:t>
+            </w:r>
+            <w:r>
+              <w:rPr>
+                <w:rFonts w:ascii="Times New Roman" w:eastAsia="Calibri" w:hAnsi="Times New Roman" w:cs="Times New Roman"/>
+                <w:b/>
+              </w:rPr>
+              <w:t xml:space="preserve"> CỦA CÔNG TY</w:t>
+            </w:r>
+          </w:p>
+          <w:p>
+            <w:pPr>
+              <w:spacing w:after="0" w:line="240" w:lineRule="auto"/>
+              <w:jc w:val="center"/>
+              <w:rPr>
+                <w:rFonts w:ascii="Times New Roman" w:eastAsia="Calibri" w:hAnsi="Times New Roman" w:cs="Times New Roman"/>
+                <w:i/>
+                <w:vertAlign w:val="superscript"/>
+              </w:rPr>
+            </w:pPr>
+            <w:r>
+              <w:rPr>
+                <w:rFonts w:ascii="Times New Roman" w:eastAsia="Calibri" w:hAnsi="Times New Roman" w:cs="Times New Roman"/>
+              </w:rPr>
+              <w:t>(</w:t>
+            </w:r>
+            <w:r>
+              <w:rPr>
+                <w:rFonts w:ascii="Times New Roman" w:eastAsia="Calibri" w:hAnsi="Times New Roman" w:cs="Times New Roman"/>
+                <w:i/>
+              </w:rPr>
+              <w:t>Ký và ghi họ tên)</w:t>
+            </w:r>
+            <w:r>
+              <w:rPr>
+                <w:rFonts w:ascii="Times New Roman" w:eastAsia="Calibri" w:hAnsi="Times New Roman" w:cs="Times New Roman"/>
+                <w:i/>
+                <w:vertAlign w:val="superscript"/>
+              </w:rPr>
+              <w:footnoteReference w:customMarkFollows="1" w:id="8"/>
+              <w:t>13</w:t>
+            </w:r>
+          </w:p>
+          <w:p>
+            <w:pPr>
+              <w:spacing w:after="0" w:line="240" w:lineRule="auto"/>
+              <w:jc w:val="center"/>
+              <w:rPr>
+                <w:rFonts w:ascii="Times New Roman" w:eastAsia="Calibri" w:hAnsi="Times New Roman" w:cs="Times New Roman"/>
+                <w:i/>
+                <w:vertAlign w:val="superscript"/>
+              </w:rPr>
+            </w:pPr>
+          </w:p>
+          <w:p>
+            <w:pPr>
+              <w:spacing w:after="0" w:line="240" w:lineRule="auto"/>
+              <w:jc w:val="center"/>
+              <w:rPr>
+                <w:rFonts w:ascii="Times New Roman" w:eastAsia="Calibri" w:hAnsi="Times New Roman" w:cs="Times New Roman"/>
+                <w:i/>
+                <w:vertAlign w:val="superscript"/>
+              </w:rPr>
+            </w:pPr>
+          </w:p>
+          <w:p>
+            <w:pPr>
+              <w:spacing w:after="0" w:line="240" w:lineRule="auto"/>
+              <w:jc w:val="center"/>
+              <w:rPr>
+                <w:rFonts w:ascii="Times New Roman" w:eastAsia="Calibri" w:hAnsi="Times New Roman" w:cs="Times New Roman"/>
+                <w:i/>
+                <w:vertAlign w:val="superscript"/>
+              </w:rPr>
+            </w:pPr>
+          </w:p>
+          <w:p>
+            <w:pPr>
+              <w:spacing w:after="0" w:line="240" w:lineRule="auto"/>
+              <w:jc w:val="center"/>
+              <w:rPr>
+                <w:rFonts w:ascii="Times New Roman" w:eastAsia="Calibri" w:hAnsi="Times New Roman" w:cs="Times New Roman"/>
+                <w:i/>
+                <w:vertAlign w:val="superscript"/>
+              </w:rPr>
+            </w:pPr>
+          </w:p>
+          <w:p>
+            <w:pPr>
+              <w:spacing w:after="0" w:line="240" w:lineRule="auto"/>
+              <w:jc w:val="center"/>
+              <w:rPr>
+                <w:rFonts w:ascii="Times New Roman" w:eastAsia="Calibri" w:hAnsi="Times New Roman" w:cs="Times New Roman"/>
+                <w:i/>
+                <w:vertAlign w:val="superscript"/>
+              </w:rPr>
+            </w:pPr>
+          </w:p>
+          <w:p>
+            <w:pPr>
+              <w:spacing w:after="0" w:line="240" w:lineRule="auto"/>
+              <w:jc w:val="center"/>
+              <w:rPr>
+                <w:rFonts w:ascii="Times New Roman" w:eastAsia="Calibri" w:hAnsi="Times New Roman" w:cs="Times New Roman"/>
+                <w:b/>
+                <w:vertAlign w:val="superscript"/>
+              </w:rPr>
+            </w:pPr>
+            <w:r>
+              <w:rPr>
+                <w:rFonts w:ascii="Times New Roman" w:eastAsia="Calibri" w:hAnsi="Times New Roman" w:cs="Times New Roman"/>
+                <w:b/>
+              </w:rPr>
+              <w:t>NGUYỄN VĂN TÍNH</w:t>
             </w:r>
             <w:bookmarkStart w:id="0" w:name="_GoBack"/>
             <w:bookmarkEnd w:id="0"/>
-            <w:r>
-              <w:rPr>
-                <w:rFonts w:ascii="Times New Roman" w:eastAsia="Calibri" w:hAnsi="Times New Roman" w:cs="Times New Roman"/>
-                <w:i/>
-              </w:rPr>
-              <w:t xml:space="preserve"> năm 2026</w:t>
-            </w:r>
-          </w:p>
-          <w:p>
-            <w:pPr>
-              <w:spacing w:after="0" w:line="240" w:lineRule="auto"/>
-              <w:jc w:val="center"/>
-              <w:rPr>
-                <w:rFonts w:ascii="Times New Roman" w:eastAsia="Calibri" w:hAnsi="Times New Roman" w:cs="Times New Roman"/>
-                <w:i/>
-              </w:rPr>
-            </w:pPr>
-            <w:r>
-              <w:rPr>
-                <w:rFonts w:ascii="Times New Roman" w:eastAsia="Calibri" w:hAnsi="Times New Roman" w:cs="Times New Roman"/>
-                <w:b/>
-              </w:rPr>
-              <w:t>NGƯỜI ĐẠI DIỆN THEO PHÁP LUẬT</w:t>
-            </w:r>
-            <w:r>
-              <w:rPr>
-                <w:rFonts w:ascii="Times New Roman" w:eastAsia="Times New Roman" w:hAnsi="Times New Roman" w:cs="Times New Roman"/>
-                <w:b/>
-                <w:bCs/>
-                <w:lang w:eastAsia="zh-CN"/>
-              </w:rPr>
-              <w:t>/CHỦ TỊCH HỘI ĐỒNG THÀNH VIÊN</w:t>
-            </w:r>
-            <w:r>
-              <w:rPr>
-                <w:rFonts w:ascii="Times New Roman" w:eastAsia="Calibri" w:hAnsi="Times New Roman" w:cs="Times New Roman"/>
-                <w:b/>
-              </w:rPr>
-              <w:t xml:space="preserve"> CỦA CÔNG TY</w:t>
-            </w:r>
-          </w:p>
-          <w:p>
-            <w:pPr>
-              <w:spacing w:after="0" w:line="240" w:lineRule="auto"/>
-              <w:jc w:val="center"/>
-              <w:rPr>
-                <w:rFonts w:ascii="Times New Roman" w:eastAsia="Calibri" w:hAnsi="Times New Roman" w:cs="Times New Roman"/>
-                <w:i/>
-                <w:vertAlign w:val="superscript"/>
-              </w:rPr>
-            </w:pPr>
-            <w:r>
-              <w:rPr>
-                <w:rFonts w:ascii="Times New Roman" w:eastAsia="Calibri" w:hAnsi="Times New Roman" w:cs="Times New Roman"/>
-              </w:rPr>
-              <w:t>(</w:t>
-            </w:r>
-            <w:r>
-              <w:rPr>
-                <w:rFonts w:ascii="Times New Roman" w:eastAsia="Calibri" w:hAnsi="Times New Roman" w:cs="Times New Roman"/>
-                <w:i/>
-              </w:rPr>
-              <w:t>Ký và ghi họ tên)</w:t>
-            </w:r>
-            <w:r>
-              <w:rPr>
-                <w:rFonts w:ascii="Times New Roman" w:eastAsia="Calibri" w:hAnsi="Times New Roman" w:cs="Times New Roman"/>
-                <w:i/>
-                <w:vertAlign w:val="superscript"/>
-              </w:rPr>
-              <w:footnoteReference w:customMarkFollows="1" w:id="8"/>
-              <w:t>13</w:t>
-            </w:r>
-          </w:p>
-          <w:p>
-            <w:pPr>
-              <w:spacing w:after="0" w:line="240" w:lineRule="auto"/>
-              <w:jc w:val="center"/>
-              <w:rPr>
-                <w:rFonts w:ascii="Times New Roman" w:eastAsia="Calibri" w:hAnsi="Times New Roman" w:cs="Times New Roman"/>
-                <w:i/>
-                <w:vertAlign w:val="superscript"/>
-              </w:rPr>
-            </w:pPr>
-          </w:p>
-          <w:p>
-            <w:pPr>
-              <w:spacing w:after="0" w:line="240" w:lineRule="auto"/>
-              <w:jc w:val="center"/>
-              <w:rPr>
-                <w:rFonts w:ascii="Times New Roman" w:eastAsia="Calibri" w:hAnsi="Times New Roman" w:cs="Times New Roman"/>
-                <w:i/>
-                <w:vertAlign w:val="superscript"/>
-              </w:rPr>
-            </w:pPr>
-          </w:p>
-          <w:p>
-            <w:pPr>
-              <w:spacing w:after="0" w:line="240" w:lineRule="auto"/>
-              <w:jc w:val="center"/>
-              <w:rPr>
-                <w:rFonts w:ascii="Times New Roman" w:eastAsia="Calibri" w:hAnsi="Times New Roman" w:cs="Times New Roman"/>
-                <w:i/>
-                <w:vertAlign w:val="superscript"/>
-              </w:rPr>
-            </w:pPr>
-          </w:p>
-          <w:p>
-            <w:pPr>
-              <w:spacing w:after="0" w:line="240" w:lineRule="auto"/>
-              <w:jc w:val="center"/>
-              <w:rPr>
-                <w:rFonts w:ascii="Times New Roman" w:eastAsia="Calibri" w:hAnsi="Times New Roman" w:cs="Times New Roman"/>
-                <w:i/>
-                <w:vertAlign w:val="superscript"/>
-              </w:rPr>
-            </w:pPr>
-          </w:p>
-          <w:p>
-            <w:pPr>
-              <w:spacing w:after="0" w:line="240" w:lineRule="auto"/>
-              <w:jc w:val="center"/>
-              <w:rPr>
-                <w:rFonts w:ascii="Times New Roman" w:eastAsia="Calibri" w:hAnsi="Times New Roman" w:cs="Times New Roman"/>
-                <w:i/>
-                <w:vertAlign w:val="superscript"/>
-              </w:rPr>
-            </w:pPr>
-          </w:p>
-          <w:p>
-            <w:pPr>
-              <w:spacing w:after="0" w:line="240" w:lineRule="auto"/>
-              <w:jc w:val="center"/>
-              <w:rPr>
-                <w:rFonts w:ascii="Times New Roman" w:eastAsia="Calibri" w:hAnsi="Times New Roman" w:cs="Times New Roman"/>
-                <w:b/>
-                <w:vertAlign w:val="superscript"/>
-              </w:rPr>
-            </w:pPr>
-            <w:r>
-              <w:rPr>
-                <w:rFonts w:ascii="Times New Roman" w:eastAsia="Calibri" w:hAnsi="Times New Roman" w:cs="Times New Roman"/>
-                <w:b/>
-              </w:rPr>
-              <w:t>TRƯƠNG QUỐC TÂM</w:t>
-            </w:r>
           </w:p>
         </w:tc>
       </w:tr>
